--- a/arb/docx/37.content.docx
+++ b/arb/docx/37.content.docx
@@ -2591,20 +2591,14 @@
         </w:rPr>
         <w:t xml:space="preserve">انظر كيف ترجمت هذا في </w:t>
       </w:r>
-      <w:hyperlink r:id="rId13">
-        <w:r>
-          <w:rPr>
-            <w:rtl/>
-            <w:cs/>
-            <w:lang w:val="ar_AE" w:bidi="ar_AE"/>
-          </w:rPr>
-          <w:rPr>
-            <w:color w:val="0000EE"/>
-            <w:u w:val="single"/>
-          </w:rPr>
-          <w:t>1:1</w:t>
-        </w:r>
-      </w:hyperlink>
+      <w:r>
+        <w:rPr>
+          <w:rtl/>
+          <w:cs/>
+          <w:lang w:val="ar_AE" w:bidi="ar_AE"/>
+        </w:rPr>
+        <w:t>1:1</w:t>
+      </w:r>
       <w:r>
         <w:rPr>
           <w:rtl/>
@@ -5041,20 +5035,14 @@
         </w:rPr>
         <w:t xml:space="preserve">انظر كيف ترجمت في </w:t>
       </w:r>
-      <w:hyperlink r:id="rId14">
-        <w:r>
-          <w:rPr>
-            <w:rtl/>
-            <w:cs/>
-            <w:lang w:val="ar_AE" w:bidi="ar_AE"/>
-          </w:rPr>
-          <w:rPr>
-            <w:color w:val="0000EE"/>
-            <w:u w:val="single"/>
-          </w:rPr>
-          <w:t>1:5</w:t>
-        </w:r>
-      </w:hyperlink>
+      <w:r>
+        <w:rPr>
+          <w:rtl/>
+          <w:cs/>
+          <w:lang w:val="ar_AE" w:bidi="ar_AE"/>
+        </w:rPr>
+        <w:t>1:5</w:t>
+      </w:r>
       <w:r>
         <w:rPr>
           <w:rtl/>
@@ -9685,20 +9673,14 @@
         </w:rPr>
         <w:t xml:space="preserve"> من التقويم العبري شهري أغسطس وسبتمبر في التقويمات الغربية. انظر كيف قررت ترجمة العبارة المماثلة إلى اليوم والشهر والسنة في </w:t>
       </w:r>
-      <w:hyperlink r:id="rId13">
-        <w:r>
-          <w:rPr>
-            <w:rtl/>
-            <w:cs/>
-            <w:lang w:val="ar_AE" w:bidi="ar_AE"/>
-          </w:rPr>
-          <w:rPr>
-            <w:color w:val="0000EE"/>
-            <w:u w:val="single"/>
-          </w:rPr>
-          <w:t>1:1</w:t>
-        </w:r>
-      </w:hyperlink>
+      <w:r>
+        <w:rPr>
+          <w:rtl/>
+          <w:cs/>
+          <w:lang w:val="ar_AE" w:bidi="ar_AE"/>
+        </w:rPr>
+        <w:t>1:1</w:t>
+      </w:r>
       <w:r>
         <w:rPr>
           <w:rtl/>
@@ -10488,20 +10470,14 @@
         </w:rPr>
         <w:t xml:space="preserve"> في التقويم العبري يكون قريباً من منتصف أكتوبر في التقويم الغربي. انظر كيف قررت ترجمة العبارة المماثلة إلى يوم وشهر في </w:t>
       </w:r>
-      <w:hyperlink r:id="rId13">
-        <w:r>
-          <w:rPr>
-            <w:rtl/>
-            <w:cs/>
-            <w:lang w:val="ar_AE" w:bidi="ar_AE"/>
-          </w:rPr>
-          <w:rPr>
-            <w:color w:val="0000EE"/>
-            <w:u w:val="single"/>
-          </w:rPr>
-          <w:t>1:1</w:t>
-        </w:r>
-      </w:hyperlink>
+      <w:r>
+        <w:rPr>
+          <w:rtl/>
+          <w:cs/>
+          <w:lang w:val="ar_AE" w:bidi="ar_AE"/>
+        </w:rPr>
+        <w:t>1:1</w:t>
+      </w:r>
       <w:r>
         <w:rPr>
           <w:rtl/>
@@ -10664,20 +10640,14 @@
         </w:rPr>
         <w:t xml:space="preserve">لاحظ كيف ترجمت هذه العبارة نفسها في </w:t>
       </w:r>
-      <w:hyperlink r:id="rId13">
-        <w:r>
-          <w:rPr>
-            <w:rtl/>
-            <w:cs/>
-            <w:lang w:val="ar_AE" w:bidi="ar_AE"/>
-          </w:rPr>
-          <w:rPr>
-            <w:color w:val="0000EE"/>
-            <w:u w:val="single"/>
-          </w:rPr>
-          <w:t>1:1</w:t>
-        </w:r>
-      </w:hyperlink>
+      <w:r>
+        <w:rPr>
+          <w:rtl/>
+          <w:cs/>
+          <w:lang w:val="ar_AE" w:bidi="ar_AE"/>
+        </w:rPr>
+        <w:t>1:1</w:t>
+      </w:r>
       <w:r>
         <w:rPr>
           <w:rtl/>
@@ -12087,20 +12057,14 @@
         </w:rPr>
         <w:t xml:space="preserve">يستخدم الرب هذا التعبير للإشارة إلى اليهود الذين عادوا من السبي. حيث تعني العبارة نفس الشيء مثل مصطلح "البقية" في </w:t>
       </w:r>
-      <w:hyperlink r:id="rId15">
-        <w:r>
-          <w:rPr>
-            <w:rtl/>
-            <w:cs/>
-            <w:lang w:val="ar_AE" w:bidi="ar_AE"/>
-          </w:rPr>
-          <w:rPr>
-            <w:color w:val="0000EE"/>
-            <w:u w:val="single"/>
-          </w:rPr>
-          <w:t>1:12</w:t>
-        </w:r>
-      </w:hyperlink>
+      <w:r>
+        <w:rPr>
+          <w:rtl/>
+          <w:cs/>
+          <w:lang w:val="ar_AE" w:bidi="ar_AE"/>
+        </w:rPr>
+        <w:t>1:12</w:t>
+      </w:r>
       <w:r>
         <w:rPr>
           <w:rtl/>
@@ -12109,20 +12073,14 @@
         </w:rPr>
         <w:t xml:space="preserve"> و</w:t>
       </w:r>
-      <w:hyperlink r:id="rId16">
-        <w:r>
-          <w:rPr>
-            <w:rtl/>
-            <w:cs/>
-            <w:lang w:val="ar_AE" w:bidi="ar_AE"/>
-          </w:rPr>
-          <w:rPr>
-            <w:color w:val="0000EE"/>
-            <w:u w:val="single"/>
-          </w:rPr>
-          <w:t>1:14</w:t>
-        </w:r>
-      </w:hyperlink>
+      <w:r>
+        <w:rPr>
+          <w:rtl/>
+          <w:cs/>
+          <w:lang w:val="ar_AE" w:bidi="ar_AE"/>
+        </w:rPr>
+        <w:t>1:14</w:t>
+      </w:r>
       <w:r>
         <w:rPr>
           <w:rtl/>
@@ -12780,20 +12738,14 @@
         </w:rPr>
         <w:t xml:space="preserve">". فقد أعطى الرب هذا الوعد لبني إسرائيل عند خروجهم من أرض مصر. انظر، على سبيل المثال، </w:t>
       </w:r>
-      <w:hyperlink r:id="rId17">
-        <w:r>
-          <w:rPr>
-            <w:rtl/>
-            <w:cs/>
-            <w:lang w:val="ar_AE" w:bidi="ar_AE"/>
-          </w:rPr>
-          <w:rPr>
-            <w:color w:val="0000EE"/>
-            <w:u w:val="single"/>
-          </w:rPr>
-          <w:t>خروج 29:45–46</w:t>
-        </w:r>
-      </w:hyperlink>
+      <w:r>
+        <w:rPr>
+          <w:rtl/>
+          <w:cs/>
+          <w:lang w:val="ar_AE" w:bidi="ar_AE"/>
+        </w:rPr>
+        <w:t>خروج 29:45–46</w:t>
+      </w:r>
       <w:r>
         <w:rPr>
           <w:rtl/>
@@ -15857,20 +15809,14 @@
         </w:rPr>
         <w:t xml:space="preserve"> في التقويم العبري بالقرب من منتصف ديسمبر في التقويمات الغربية. انظر كيف قررت ترجمة العبارة المشابهة إلى يوم وشهر في </w:t>
       </w:r>
-      <w:hyperlink r:id="rId13">
-        <w:r>
-          <w:rPr>
-            <w:rtl/>
-            <w:cs/>
-            <w:lang w:val="ar_AE" w:bidi="ar_AE"/>
-          </w:rPr>
-          <w:rPr>
-            <w:color w:val="0000EE"/>
-            <w:u w:val="single"/>
-          </w:rPr>
-          <w:t>1:1</w:t>
-        </w:r>
-      </w:hyperlink>
+      <w:r>
+        <w:rPr>
+          <w:rtl/>
+          <w:cs/>
+          <w:lang w:val="ar_AE" w:bidi="ar_AE"/>
+        </w:rPr>
+        <w:t>1:1</w:t>
+      </w:r>
       <w:r>
         <w:rPr>
           <w:rtl/>
@@ -16033,20 +15979,14 @@
         </w:rPr>
         <w:t xml:space="preserve">انظر كيف ترجمت العبارة المماثلة في </w:t>
       </w:r>
-      <w:hyperlink r:id="rId13">
-        <w:r>
-          <w:rPr>
-            <w:rtl/>
-            <w:cs/>
-            <w:lang w:val="ar_AE" w:bidi="ar_AE"/>
-          </w:rPr>
-          <w:rPr>
-            <w:color w:val="0000EE"/>
-            <w:u w:val="single"/>
-          </w:rPr>
-          <w:t>1:1</w:t>
-        </w:r>
-      </w:hyperlink>
+      <w:r>
+        <w:rPr>
+          <w:rtl/>
+          <w:cs/>
+          <w:lang w:val="ar_AE" w:bidi="ar_AE"/>
+        </w:rPr>
+        <w:t>1:1</w:t>
+      </w:r>
       <w:r>
         <w:rPr>
           <w:rtl/>
@@ -16841,20 +16781,14 @@
         </w:rPr>
         <w:t xml:space="preserve"> يجعل الإنسان "مقدسًا" (وبالتالي يمنحه بعض الامتيازات ولكنه يجعله أيضًا خاضعًا لبعض القيود، انظر </w:t>
       </w:r>
-      <w:hyperlink r:id="rId18">
-        <w:r>
-          <w:rPr>
-            <w:rtl/>
-            <w:cs/>
-            <w:lang w:val="ar_AE" w:bidi="ar_AE"/>
-          </w:rPr>
-          <w:rPr>
-            <w:color w:val="0000EE"/>
-            <w:u w:val="single"/>
-          </w:rPr>
-          <w:t>لاويين 6:27</w:t>
-        </w:r>
-      </w:hyperlink>
+      <w:r>
+        <w:rPr>
+          <w:rtl/>
+          <w:cs/>
+          <w:lang w:val="ar_AE" w:bidi="ar_AE"/>
+        </w:rPr>
+        <w:t>لاويين 6:27</w:t>
+      </w:r>
       <w:r>
         <w:rPr>
           <w:rtl/>
@@ -17323,20 +17257,14 @@
         </w:rPr>
         <w:t xml:space="preserve">يشترك حجّي والكهنة في المعرفة بأنّ الإسرائيلي إذا لمس جسدًا ميتًا، أي شيئًا نجسًا من الناحية الطقسية، فإنّه يصير نجسًا هو نفسه لفترة زمنية معيّنة (انظر </w:t>
       </w:r>
-      <w:hyperlink r:id="rId19">
-        <w:r>
-          <w:rPr>
-            <w:rtl/>
-            <w:cs/>
-            <w:lang w:val="ar_AE" w:bidi="ar_AE"/>
-          </w:rPr>
-          <w:rPr>
-            <w:color w:val="0000EE"/>
-            <w:u w:val="single"/>
-          </w:rPr>
-          <w:t>19:13</w:t>
-        </w:r>
-      </w:hyperlink>
+      <w:r>
+        <w:rPr>
+          <w:rtl/>
+          <w:cs/>
+          <w:lang w:val="ar_AE" w:bidi="ar_AE"/>
+        </w:rPr>
+        <w:t>19:13</w:t>
+      </w:r>
       <w:r>
         <w:rPr>
           <w:rtl/>
@@ -18850,20 +18778,14 @@
         </w:rPr>
         <w:t xml:space="preserve"> ضمنيًا، مذبحًا أقامه العائدون من السبي في موقع الهيكل. حيث يتم وصف ذلك في </w:t>
       </w:r>
-      <w:hyperlink r:id="rId20">
-        <w:r>
-          <w:rPr>
-            <w:rtl/>
-            <w:cs/>
-            <w:lang w:val="ar_AE" w:bidi="ar_AE"/>
-          </w:rPr>
-          <w:rPr>
-            <w:color w:val="0000EE"/>
-            <w:u w:val="single"/>
-          </w:rPr>
-          <w:t>عزرا 3:1–6</w:t>
-        </w:r>
-      </w:hyperlink>
+      <w:r>
+        <w:rPr>
+          <w:rtl/>
+          <w:cs/>
+          <w:lang w:val="ar_AE" w:bidi="ar_AE"/>
+        </w:rPr>
+        <w:t>عزرا 3:1–6</w:t>
+      </w:r>
       <w:r>
         <w:rPr>
           <w:rtl/>
@@ -19026,20 +18948,14 @@
         </w:rPr>
         <w:t xml:space="preserve">انظر كيف ترجمت هذا التعبير في </w:t>
       </w:r>
-      <w:hyperlink r:id="rId14">
-        <w:r>
-          <w:rPr>
-            <w:rtl/>
-            <w:cs/>
-            <w:lang w:val="ar_AE" w:bidi="ar_AE"/>
-          </w:rPr>
-          <w:rPr>
-            <w:color w:val="0000EE"/>
-            <w:u w:val="single"/>
-          </w:rPr>
-          <w:t>1:5</w:t>
-        </w:r>
-      </w:hyperlink>
+      <w:r>
+        <w:rPr>
+          <w:rtl/>
+          <w:cs/>
+          <w:lang w:val="ar_AE" w:bidi="ar_AE"/>
+        </w:rPr>
+        <w:t>1:5</w:t>
+      </w:r>
       <w:r>
         <w:rPr>
           <w:rtl/>
@@ -20808,20 +20724,14 @@
         </w:rPr>
         <w:t xml:space="preserve">انظر كيف ترجمت التعبير المشابه في </w:t>
       </w:r>
-      <w:hyperlink r:id="rId21">
-        <w:r>
-          <w:rPr>
-            <w:rtl/>
-            <w:cs/>
-            <w:lang w:val="ar_AE" w:bidi="ar_AE"/>
-          </w:rPr>
-          <w:rPr>
-            <w:color w:val="0000EE"/>
-            <w:u w:val="single"/>
-          </w:rPr>
-          <w:t>2:14</w:t>
-        </w:r>
-      </w:hyperlink>
+      <w:r>
+        <w:rPr>
+          <w:rtl/>
+          <w:cs/>
+          <w:lang w:val="ar_AE" w:bidi="ar_AE"/>
+        </w:rPr>
+        <w:t>2:14</w:t>
+      </w:r>
       <w:r>
         <w:rPr>
           <w:rtl/>
@@ -21138,20 +21048,14 @@
         </w:rPr>
         <w:t xml:space="preserve">انظر كيف ترجمت العبارة المشابهة في </w:t>
       </w:r>
-      <w:hyperlink r:id="rId14">
-        <w:r>
-          <w:rPr>
-            <w:rtl/>
-            <w:cs/>
-            <w:lang w:val="ar_AE" w:bidi="ar_AE"/>
-          </w:rPr>
-          <w:rPr>
-            <w:color w:val="0000EE"/>
-            <w:u w:val="single"/>
-          </w:rPr>
-          <w:t>1:5</w:t>
-        </w:r>
-      </w:hyperlink>
+      <w:r>
+        <w:rPr>
+          <w:rtl/>
+          <w:cs/>
+          <w:lang w:val="ar_AE" w:bidi="ar_AE"/>
+        </w:rPr>
+        <w:t>1:5</w:t>
+      </w:r>
       <w:r>
         <w:rPr>
           <w:rtl/>
@@ -21331,20 +21235,14 @@
         </w:rPr>
         <w:t xml:space="preserve">هنا كما في </w:t>
       </w:r>
-      <w:hyperlink r:id="rId22">
-        <w:r>
-          <w:rPr>
-            <w:rtl/>
-            <w:cs/>
-            <w:lang w:val="ar_AE" w:bidi="ar_AE"/>
-          </w:rPr>
-          <w:rPr>
-            <w:color w:val="0000EE"/>
-            <w:u w:val="single"/>
-          </w:rPr>
-          <w:t>2:15</w:t>
-        </w:r>
-      </w:hyperlink>
+      <w:r>
+        <w:rPr>
+          <w:rtl/>
+          <w:cs/>
+          <w:lang w:val="ar_AE" w:bidi="ar_AE"/>
+        </w:rPr>
+        <w:t>2:15</w:t>
+      </w:r>
       <w:r>
         <w:rPr>
           <w:rtl/>
@@ -21370,20 +21268,14 @@
         </w:rPr>
         <w:t xml:space="preserve">"، في السنة الثانية من حكم داريوس، كما يشير </w:t>
       </w:r>
-      <w:hyperlink r:id="rId23">
-        <w:r>
-          <w:rPr>
-            <w:rtl/>
-            <w:cs/>
-            <w:lang w:val="ar_AE" w:bidi="ar_AE"/>
-          </w:rPr>
-          <w:rPr>
-            <w:color w:val="0000EE"/>
-            <w:u w:val="single"/>
-          </w:rPr>
-          <w:t>2:10</w:t>
-        </w:r>
-      </w:hyperlink>
+      <w:r>
+        <w:rPr>
+          <w:rtl/>
+          <w:cs/>
+          <w:lang w:val="ar_AE" w:bidi="ar_AE"/>
+        </w:rPr>
+        <w:t>2:10</w:t>
+      </w:r>
       <w:r>
         <w:rPr>
           <w:rtl/>
@@ -21682,20 +21574,14 @@
         </w:rPr>
         <w:t xml:space="preserve">إذا كانت لغتك لا تستخدم الأعداد الترتيبية، يمكنك استخدام الأعداد الأساسية هنا. انظر إلى ما قمت به في </w:t>
       </w:r>
-      <w:hyperlink r:id="rId23">
-        <w:r>
-          <w:rPr>
-            <w:rtl/>
-            <w:cs/>
-            <w:lang w:val="ar_AE" w:bidi="ar_AE"/>
-          </w:rPr>
-          <w:rPr>
-            <w:color w:val="0000EE"/>
-            <w:u w:val="single"/>
-          </w:rPr>
-          <w:t>2:10</w:t>
-        </w:r>
-      </w:hyperlink>
+      <w:r>
+        <w:rPr>
+          <w:rtl/>
+          <w:cs/>
+          <w:lang w:val="ar_AE" w:bidi="ar_AE"/>
+        </w:rPr>
+        <w:t>2:10</w:t>
+      </w:r>
       <w:r>
         <w:rPr>
           <w:rtl/>
@@ -22166,20 +22052,14 @@
         </w:rPr>
         <w:t xml:space="preserve">لاحظ كيف ترجمت هذه العبارة في </w:t>
       </w:r>
-      <w:hyperlink r:id="rId14">
-        <w:r>
-          <w:rPr>
-            <w:rtl/>
-            <w:cs/>
-            <w:lang w:val="ar_AE" w:bidi="ar_AE"/>
-          </w:rPr>
-          <w:rPr>
-            <w:color w:val="0000EE"/>
-            <w:u w:val="single"/>
-          </w:rPr>
-          <w:t>1:5</w:t>
-        </w:r>
-      </w:hyperlink>
+      <w:r>
+        <w:rPr>
+          <w:rtl/>
+          <w:cs/>
+          <w:lang w:val="ar_AE" w:bidi="ar_AE"/>
+        </w:rPr>
+        <w:t>1:5</w:t>
+      </w:r>
       <w:r>
         <w:rPr>
           <w:rtl/>
@@ -22804,20 +22684,14 @@
         </w:rPr>
         <w:t xml:space="preserve">انظر كيف ترجمت العبارة المشابهة في </w:t>
       </w:r>
-      <w:hyperlink r:id="rId23">
-        <w:r>
-          <w:rPr>
-            <w:rtl/>
-            <w:cs/>
-            <w:lang w:val="ar_AE" w:bidi="ar_AE"/>
-          </w:rPr>
-          <w:rPr>
-            <w:color w:val="0000EE"/>
-            <w:u w:val="single"/>
-          </w:rPr>
-          <w:t>2:10</w:t>
-        </w:r>
-      </w:hyperlink>
+      <w:r>
+        <w:rPr>
+          <w:rtl/>
+          <w:cs/>
+          <w:lang w:val="ar_AE" w:bidi="ar_AE"/>
+        </w:rPr>
+        <w:t>2:10</w:t>
+      </w:r>
       <w:r>
         <w:rPr>
           <w:rtl/>
@@ -23442,20 +23316,14 @@
         </w:rPr>
         <w:t xml:space="preserve">لاحظ كيف ترجمت اسم الشهر العبري في </w:t>
       </w:r>
-      <w:hyperlink r:id="rId23">
-        <w:r>
-          <w:rPr>
-            <w:rtl/>
-            <w:cs/>
-            <w:lang w:val="ar_AE" w:bidi="ar_AE"/>
-          </w:rPr>
-          <w:rPr>
-            <w:color w:val="0000EE"/>
-            <w:u w:val="single"/>
-          </w:rPr>
-          <w:t>2:10</w:t>
-        </w:r>
-      </w:hyperlink>
+      <w:r>
+        <w:rPr>
+          <w:rtl/>
+          <w:cs/>
+          <w:lang w:val="ar_AE" w:bidi="ar_AE"/>
+        </w:rPr>
+        <w:t>2:10</w:t>
+      </w:r>
       <w:r>
         <w:rPr>
           <w:rtl/>
@@ -23772,20 +23640,14 @@
         </w:rPr>
         <w:t xml:space="preserve">انظر كيف ترجمت التعبير المشابه في </w:t>
       </w:r>
-      <w:hyperlink r:id="rId24">
-        <w:r>
-          <w:rPr>
-            <w:rtl/>
-            <w:cs/>
-            <w:lang w:val="ar_AE" w:bidi="ar_AE"/>
-          </w:rPr>
-          <w:rPr>
-            <w:color w:val="0000EE"/>
-            <w:u w:val="single"/>
-          </w:rPr>
-          <w:t>2:6</w:t>
-        </w:r>
-      </w:hyperlink>
+      <w:r>
+        <w:rPr>
+          <w:rtl/>
+          <w:cs/>
+          <w:lang w:val="ar_AE" w:bidi="ar_AE"/>
+        </w:rPr>
+        <w:t>2:6</w:t>
+      </w:r>
       <w:r>
         <w:rPr>
           <w:rtl/>
@@ -23964,20 +23826,14 @@
         </w:rPr>
         <w:t xml:space="preserve">، لتمثيل كل الخليقة. انظر كيف ترجمت التعبير المشابه في </w:t>
       </w:r>
-      <w:hyperlink r:id="rId24">
-        <w:r>
-          <w:rPr>
-            <w:rtl/>
-            <w:cs/>
-            <w:lang w:val="ar_AE" w:bidi="ar_AE"/>
-          </w:rPr>
-          <w:rPr>
-            <w:color w:val="0000EE"/>
-            <w:u w:val="single"/>
-          </w:rPr>
-          <w:t>2:6</w:t>
-        </w:r>
-      </w:hyperlink>
+      <w:r>
+        <w:rPr>
+          <w:rtl/>
+          <w:cs/>
+          <w:lang w:val="ar_AE" w:bidi="ar_AE"/>
+        </w:rPr>
+        <w:t>2:6</w:t>
+      </w:r>
       <w:r>
         <w:rPr>
           <w:rtl/>
@@ -25010,20 +24866,14 @@
         </w:rPr>
         <w:t xml:space="preserve">" في </w:t>
       </w:r>
-      <w:hyperlink r:id="rId25">
-        <w:r>
-          <w:rPr>
-            <w:rtl/>
-            <w:cs/>
-            <w:lang w:val="ar_AE" w:bidi="ar_AE"/>
-          </w:rPr>
-          <w:rPr>
-            <w:color w:val="0000EE"/>
-            <w:u w:val="single"/>
-          </w:rPr>
-          <w:t>1:9</w:t>
-        </w:r>
-      </w:hyperlink>
+      <w:r>
+        <w:rPr>
+          <w:rtl/>
+          <w:cs/>
+          <w:lang w:val="ar_AE" w:bidi="ar_AE"/>
+        </w:rPr>
+        <w:t>1:9</w:t>
+      </w:r>
       <w:r>
         <w:rPr>
           <w:rtl/>
